--- a/pr-preview/pr-331/bayesian-examples-handout.docx
+++ b/pr-preview/pr-331/bayesian-examples-handout.docx
@@ -15,7 +15,7 @@
         <w:pStyle w:val="Date"/>
       </w:pPr>
       <w:r>
-        <w:t xml:space="preserve">Last modified: 2026-10-18 00:41:10 (PDT)</w:t>
+        <w:t xml:space="preserve">Last modified: 2026-10-18 13:25:37 (PDT)</w:t>
       </w:r>
     </w:p>
     <w:p>
@@ -65,7 +65,7 @@
         <w:t xml:space="preserve"> </w:t>
       </w:r>
       <w:r>
-        <w:t xml:space="preserve">(Dobson and Barnett 2018, chap. 14)</w:t>
+        <w:t xml:space="preserve">[1, Ch. 14]</w:t>
       </w:r>
       <w:r>
         <w:t xml:space="preserve">.</w:t>
@@ -155,7 +155,7 @@
         <w:t xml:space="preserve"> </w:t>
       </w:r>
       <w:r>
-        <w:t xml:space="preserve">(Dobson and Barnett 2018, chap. 13)</w:t>
+        <w:t xml:space="preserve">[1, Ch. 13]</w:t>
       </w:r>
       <w:r>
         <w:t xml:space="preserve">,</w:t>
@@ -1742,7 +1742,7 @@
         <w:t xml:space="preserve"> </w:t>
       </w:r>
       <w:r>
-        <w:t xml:space="preserve">(Dobson and Barnett 2018, chap. 14, p. 318)</w:t>
+        <w:t xml:space="preserve">[1, Ch. 14], p. 318</w:t>
       </w:r>
       <w:r>
         <w:t xml:space="preserve">.</w:t>
@@ -3873,7 +3873,7 @@
         <w:t xml:space="preserve"> </w:t>
       </w:r>
       <w:r>
-        <w:t xml:space="preserve">(Dobson and Barnett 2018, chap. 14, p. 327)</w:t>
+        <w:t xml:space="preserve">[1, Ch. 14], p. 327</w:t>
       </w:r>
       <w:r>
         <w:t xml:space="preserve">.</w:t>
@@ -7578,7 +7578,16 @@
         <w:t xml:space="preserve"> </w:t>
       </w:r>
       <w:r>
-        <w:t xml:space="preserve">drawn from a common distribution.</w:t>
+        <w:t xml:space="preserve">drawn from a common distribution</w:t>
+      </w:r>
+      <w:r>
+        <w:t xml:space="preserve"> </w:t>
+      </w:r>
+      <w:r>
+        <w:t xml:space="preserve">[2]</w:t>
+      </w:r>
+      <w:r>
+        <w:t xml:space="preserve">.</w:t>
       </w:r>
       <w:r>
         <w:t xml:space="preserve"> </w:t>
@@ -7637,7 +7646,7 @@
         <w:t xml:space="preserve"> </w:t>
       </w:r>
       <w:r>
-        <w:t xml:space="preserve">(Dobson and Barnett 2018, chap. 14, p. 329)</w:t>
+        <w:t xml:space="preserve">[1, Ch. 14], p. 329</w:t>
       </w:r>
       <w:r>
         <w:t xml:space="preserve">.</w:t>
@@ -10248,7 +10257,7 @@
         <w:t xml:space="preserve"> </w:t>
       </w:r>
       <w:r>
-        <w:t xml:space="preserve">(Dobson and Barnett 2018, chap. 14, p. 339)</w:t>
+        <w:t xml:space="preserve">[1, Ch. 14], p. 339</w:t>
       </w:r>
       <w:r>
         <w:t xml:space="preserve">.</w:t>
@@ -10978,7 +10987,13 @@
         <w:t xml:space="preserve"> </w:t>
       </w:r>
       <w:r>
-        <w:t xml:space="preserve">(Schwarz 1978)</w:t>
+        <w:t xml:space="preserve">[3]</w:t>
+      </w:r>
+      <w:r>
+        <w:t xml:space="preserve"> </w:t>
+      </w:r>
+      <w:r>
+        <w:t xml:space="preserve">[4]</w:t>
       </w:r>
       <w:r>
         <w:t xml:space="preserve">:</w:t>
@@ -13634,101 +13649,32 @@
     </w:p>
     <w:bookmarkEnd w:id="37"/>
     <w:bookmarkEnd w:id="38"/>
-    <w:bookmarkStart w:id="39" w:name="further-reading"/>
+    <w:bookmarkStart w:id="48" w:name="references"/>
     <w:p>
       <w:pPr>
         <w:pStyle w:val="Heading2"/>
       </w:pPr>
       <w:r>
-        <w:t xml:space="preserve">Further reading</w:t>
+        <w:t xml:space="preserve">References</w:t>
       </w:r>
     </w:p>
-    <w:p>
-      <w:pPr>
-        <w:numPr>
-          <w:ilvl w:val="0"/>
-          <w:numId w:val="1001"/>
-        </w:numPr>
-      </w:pPr>
-      <w:r>
-        <w:t xml:space="preserve">Wikipedia contributors (2026c)</w:t>
-      </w:r>
-      <w:r>
-        <w:t xml:space="preserve"> </w:t>
-      </w:r>
-      <w:r>
-        <w:t xml:space="preserve">— Bayesian updating, with examples</w:t>
-      </w:r>
-    </w:p>
-    <w:p>
-      <w:pPr>
-        <w:numPr>
-          <w:ilvl w:val="0"/>
-          <w:numId w:val="1001"/>
-        </w:numPr>
-      </w:pPr>
-      <w:r>
-        <w:t xml:space="preserve">Wikipedia contributors (2026b)</w:t>
-      </w:r>
-      <w:r>
-        <w:t xml:space="preserve"> </w:t>
-      </w:r>
-      <w:r>
-        <w:t xml:space="preserve">— random effects and hierarchical priors</w:t>
-      </w:r>
-    </w:p>
-    <w:p>
-      <w:pPr>
-        <w:numPr>
-          <w:ilvl w:val="0"/>
-          <w:numId w:val="1001"/>
-        </w:numPr>
-      </w:pPr>
-      <w:r>
-        <w:t xml:space="preserve">Wikipedia contributors (2026a)</w:t>
-      </w:r>
-      <w:r>
-        <w:t xml:space="preserve"> </w:t>
-      </w:r>
-      <w:r>
-        <w:t xml:space="preserve">— comparing models with the ratio of marginal likelihoods</w:t>
-      </w:r>
-    </w:p>
-    <w:p>
-      <w:pPr>
-        <w:numPr>
-          <w:ilvl w:val="0"/>
-          <w:numId w:val="1001"/>
-        </w:numPr>
-      </w:pPr>
-      <w:r>
-        <w:t xml:space="preserve">Wikipedia contributors (2026d)</w:t>
-      </w:r>
-      <w:r>
-        <w:t xml:space="preserve"> </w:t>
-      </w:r>
-      <w:r>
-        <w:t xml:space="preserve">— a large-sample approximation to the log marginal likelihood</w:t>
-      </w:r>
-    </w:p>
-    <w:bookmarkEnd w:id="39"/>
-    <w:bookmarkStart w:id="53" w:name="references"/>
-    <w:p>
-      <w:pPr>
-        <w:pStyle w:val="Heading2"/>
-      </w:pPr>
-      <w:r>
-        <w:t xml:space="preserve">References</w:t>
-      </w:r>
-    </w:p>
-    <w:bookmarkStart w:id="52" w:name="refs"/>
-    <w:bookmarkStart w:id="41" w:name="ref-dobson4e"/>
+    <w:bookmarkStart w:id="47" w:name="refs"/>
+    <w:bookmarkStart w:id="40" w:name="ref-dobson4e"/>
     <w:p>
       <w:pPr>
         <w:pStyle w:val="Bibliography"/>
       </w:pPr>
       <w:r>
-        <w:t xml:space="preserve">Dobson, Annette J, and Adrian G Barnett. 2018.</w:t>
+        <w:t xml:space="preserve">[1]</w:t>
+      </w:r>
+      <w:r>
+        <w:t xml:space="preserve"> </w:t>
+      </w:r>
+      <w:r>
+        <w:t xml:space="preserve">	</w:t>
+      </w:r>
+      <w:r>
+        <w:t xml:space="preserve">A. J. Dobson and A. G. Barnett,</w:t>
       </w:r>
       <w:r>
         <w:t xml:space="preserve"> </w:t>
@@ -13738,205 +13684,75 @@
           <w:i/>
           <w:iCs/>
         </w:rPr>
-        <w:t xml:space="preserve">An Introduction to Generalized Linear Models</w:t>
-      </w:r>
-      <w:r>
-        <w:t xml:space="preserve">. 4th ed. CRC press.</w:t>
-      </w:r>
-      <w:r>
-        <w:t xml:space="preserve"> </w:t>
-      </w:r>
-      <w:hyperlink r:id="rId40">
+        <w:t xml:space="preserve">An introduction to generalized linear models</w:t>
+      </w:r>
+      <w:r>
+        <w:t xml:space="preserve">, 4th ed. CRC press, 2018. doi:</w:t>
+      </w:r>
+      <w:r>
+        <w:t xml:space="preserve"> </w:t>
+      </w:r>
+      <w:hyperlink r:id="rId39">
         <w:r>
           <w:rPr>
             <w:rStyle w:val="Hyperlink"/>
           </w:rPr>
-          <w:t xml:space="preserve">https://doi.org/10.1201/9781315182780</w:t>
+          <w:t xml:space="preserve">10.1201/9781315182780</w:t>
         </w:r>
       </w:hyperlink>
       <w:r>
         <w:t xml:space="preserve">.</w:t>
       </w:r>
     </w:p>
-    <w:bookmarkEnd w:id="41"/>
-    <w:bookmarkStart w:id="43" w:name="ref-schwarz1978estimating"/>
+    <w:bookmarkEnd w:id="40"/>
+    <w:bookmarkStart w:id="42" w:name="Xea103239a4db138db144761a8bb4f764e3355fe"/>
     <w:p>
       <w:pPr>
         <w:pStyle w:val="Bibliography"/>
       </w:pPr>
       <w:r>
-        <w:t xml:space="preserve">Schwarz, Gideon. 1978.</w:t>
-      </w:r>
-      <w:r>
-        <w:t xml:space="preserve"> </w:t>
-      </w:r>
-      <w:r>
-        <w:t xml:space="preserve">“Estimating the Dimension of a Model.”</w:t>
-      </w:r>
-      <w:r>
-        <w:t xml:space="preserve"> </w:t>
-      </w:r>
-      <w:r>
-        <w:rPr>
-          <w:i/>
-          <w:iCs/>
-        </w:rPr>
-        <w:t xml:space="preserve">The Annals of Statistics</w:t>
-      </w:r>
-      <w:r>
-        <w:t xml:space="preserve"> </w:t>
-      </w:r>
-      <w:r>
-        <w:t xml:space="preserve">6 (2): 461–64.</w:t>
-      </w:r>
-      <w:r>
-        <w:t xml:space="preserve"> </w:t>
-      </w:r>
-      <w:hyperlink r:id="rId42">
-        <w:r>
-          <w:rPr>
-            <w:rStyle w:val="Hyperlink"/>
-          </w:rPr>
-          <w:t xml:space="preserve">https://doi.org/10.1214/aos/1176344136</w:t>
-        </w:r>
-      </w:hyperlink>
-      <w:r>
-        <w:t xml:space="preserve">.</w:t>
-      </w:r>
-    </w:p>
-    <w:bookmarkEnd w:id="43"/>
-    <w:bookmarkStart w:id="45" w:name="ref-wikipedia_bayes_factor"/>
-    <w:p>
-      <w:pPr>
-        <w:pStyle w:val="Bibliography"/>
-      </w:pPr>
-      <w:r>
-        <w:t xml:space="preserve">Wikipedia contributors. 2026a.</w:t>
-      </w:r>
-      <w:r>
-        <w:t xml:space="preserve"> </w:t>
-      </w:r>
-      <w:r>
-        <w:rPr>
-          <w:i/>
-          <w:iCs/>
-        </w:rPr>
-        <w:t xml:space="preserve">Bayes Factor —</w:t>
-      </w:r>
-      <w:r>
-        <w:rPr>
-          <w:i/>
-          <w:iCs/>
-        </w:rPr>
-        <w:t xml:space="preserve"> </w:t>
-      </w:r>
-      <w:r>
-        <w:rPr>
-          <w:i/>
-          <w:iCs/>
-        </w:rPr>
+        <w:t xml:space="preserve">[2]</w:t>
+      </w:r>
+      <w:r>
+        <w:t xml:space="preserve"> </w:t>
+      </w:r>
+      <w:r>
+        <w:t xml:space="preserve">	</w:t>
+      </w:r>
+      <w:r>
+        <w:t xml:space="preserve">Wikipedia contributors,</w:t>
+      </w:r>
+      <w:r>
+        <w:t xml:space="preserve"> </w:t>
+      </w:r>
+      <w:r>
+        <w:t xml:space="preserve">“Bayesian hierarchical modeling —</w:t>
+      </w:r>
+      <w:r>
+        <w:t xml:space="preserve"> </w:t>
+      </w:r>
+      <w:r>
         <w:t xml:space="preserve">Wikipedia</w:t>
       </w:r>
       <w:r>
-        <w:rPr>
-          <w:i/>
-          <w:iCs/>
-        </w:rPr>
         <w:t xml:space="preserve">,</w:t>
       </w:r>
       <w:r>
-        <w:rPr>
-          <w:i/>
-          <w:iCs/>
-        </w:rPr>
-        <w:t xml:space="preserve"> </w:t>
-      </w:r>
-      <w:r>
-        <w:rPr>
-          <w:i/>
-          <w:iCs/>
-        </w:rPr>
-        <w:t xml:space="preserve">the Free Encyclopedia</w:t>
-      </w:r>
-      <w:r>
-        <w:t xml:space="preserve">.</w:t>
-      </w:r>
-      <w:r>
-        <w:t xml:space="preserve"> </w:t>
-      </w:r>
-      <w:hyperlink r:id="rId44">
-        <w:r>
-          <w:rPr>
-            <w:rStyle w:val="Hyperlink"/>
-          </w:rPr>
-          <w:t xml:space="preserve">https://en.wikipedia.org/wiki/Bayes_factor</w:t>
-        </w:r>
-      </w:hyperlink>
-      <w:r>
-        <w:t xml:space="preserve">.</w:t>
-      </w:r>
-    </w:p>
-    <w:bookmarkEnd w:id="45"/>
-    <w:bookmarkStart w:id="47" w:name="Xea103239a4db138db144761a8bb4f764e3355fe"/>
-    <w:p>
-      <w:pPr>
-        <w:pStyle w:val="Bibliography"/>
-      </w:pPr>
-      <w:r>
-        <w:t xml:space="preserve">Wikipedia contributors. 2026b.</w:t>
-      </w:r>
-      <w:r>
-        <w:t xml:space="preserve"> </w:t>
-      </w:r>
-      <w:r>
-        <w:rPr>
-          <w:i/>
-          <w:iCs/>
-        </w:rPr>
-        <w:t xml:space="preserve">Bayesian Hierarchical Modeling —</w:t>
-      </w:r>
-      <w:r>
-        <w:rPr>
-          <w:i/>
-          <w:iCs/>
-        </w:rPr>
-        <w:t xml:space="preserve"> </w:t>
-      </w:r>
-      <w:r>
-        <w:rPr>
-          <w:i/>
-          <w:iCs/>
-        </w:rPr>
-        <w:t xml:space="preserve">Wikipedia</w:t>
-      </w:r>
-      <w:r>
-        <w:rPr>
-          <w:i/>
-          <w:iCs/>
-        </w:rPr>
-        <w:t xml:space="preserve">,</w:t>
-      </w:r>
-      <w:r>
-        <w:rPr>
-          <w:i/>
-          <w:iCs/>
-        </w:rPr>
-        <w:t xml:space="preserve"> </w:t>
-      </w:r>
-      <w:r>
-        <w:rPr>
-          <w:i/>
-          <w:iCs/>
-        </w:rPr>
-        <w:t xml:space="preserve">the Free Encyclopedia</w:t>
-      </w:r>
-      <w:r>
-        <w:t xml:space="preserve">.</w:t>
-      </w:r>
-      <w:r>
-        <w:t xml:space="preserve"> </w:t>
-      </w:r>
-      <w:hyperlink r:id="rId46">
+        <w:t xml:space="preserve"> </w:t>
+      </w:r>
+      <w:r>
+        <w:t xml:space="preserve">the free encyclopedia.”</w:t>
+      </w:r>
+      <w:r>
+        <w:t xml:space="preserve"> </w:t>
+      </w:r>
+      <w:r>
+        <w:t xml:space="preserve">2026. Available:</w:t>
+      </w:r>
+      <w:r>
+        <w:t xml:space="preserve"> </w:t>
+      </w:r>
+      <w:hyperlink r:id="rId41">
         <w:r>
           <w:rPr>
             <w:rStyle w:val="Hyperlink"/>
@@ -13944,18 +13760,30 @@
           <w:t xml:space="preserve">https://en.wikipedia.org/wiki/Bayesian_hierarchical_modeling</w:t>
         </w:r>
       </w:hyperlink>
-      <w:r>
-        <w:t xml:space="preserve">.</w:t>
-      </w:r>
     </w:p>
-    <w:bookmarkEnd w:id="47"/>
-    <w:bookmarkStart w:id="49" w:name="ref-wikipedia_bayesian_inference"/>
+    <w:bookmarkEnd w:id="42"/>
+    <w:bookmarkStart w:id="44" w:name="ref-schwarz1978estimating"/>
     <w:p>
       <w:pPr>
         <w:pStyle w:val="Bibliography"/>
       </w:pPr>
       <w:r>
-        <w:t xml:space="preserve">Wikipedia contributors. 2026c.</w:t>
+        <w:t xml:space="preserve">[3]</w:t>
+      </w:r>
+      <w:r>
+        <w:t xml:space="preserve"> </w:t>
+      </w:r>
+      <w:r>
+        <w:t xml:space="preserve">	</w:t>
+      </w:r>
+      <w:r>
+        <w:t xml:space="preserve">G. Schwarz,</w:t>
+      </w:r>
+      <w:r>
+        <w:t xml:space="preserve"> </w:t>
+      </w:r>
+      <w:r>
+        <w:t xml:space="preserve">“Estimating the dimension of a model,”</w:t>
       </w:r>
       <w:r>
         <w:t xml:space="preserve"> </w:t>
@@ -13965,122 +13793,75 @@
           <w:i/>
           <w:iCs/>
         </w:rPr>
-        <w:t xml:space="preserve">Bayesian Inference —</w:t>
-      </w:r>
-      <w:r>
-        <w:rPr>
-          <w:i/>
-          <w:iCs/>
-        </w:rPr>
-        <w:t xml:space="preserve"> </w:t>
-      </w:r>
-      <w:r>
-        <w:rPr>
-          <w:i/>
-          <w:iCs/>
-        </w:rPr>
-        <w:t xml:space="preserve">Wikipedia</w:t>
-      </w:r>
-      <w:r>
-        <w:rPr>
-          <w:i/>
-          <w:iCs/>
-        </w:rPr>
-        <w:t xml:space="preserve">,</w:t>
-      </w:r>
-      <w:r>
-        <w:rPr>
-          <w:i/>
-          <w:iCs/>
-        </w:rPr>
-        <w:t xml:space="preserve"> </w:t>
-      </w:r>
-      <w:r>
-        <w:rPr>
-          <w:i/>
-          <w:iCs/>
-        </w:rPr>
-        <w:t xml:space="preserve">the Free Encyclopedia</w:t>
-      </w:r>
-      <w:r>
-        <w:t xml:space="preserve">.</w:t>
-      </w:r>
-      <w:r>
-        <w:t xml:space="preserve"> </w:t>
-      </w:r>
-      <w:hyperlink r:id="rId48">
+        <w:t xml:space="preserve">The Annals of Statistics</w:t>
+      </w:r>
+      <w:r>
+        <w:t xml:space="preserve">, vol. 6, no. 2, pp. 461–464, 1978, doi:</w:t>
+      </w:r>
+      <w:r>
+        <w:t xml:space="preserve"> </w:t>
+      </w:r>
+      <w:hyperlink r:id="rId43">
         <w:r>
           <w:rPr>
             <w:rStyle w:val="Hyperlink"/>
           </w:rPr>
-          <w:t xml:space="preserve">https://en.wikipedia.org/wiki/Bayesian_inference</w:t>
+          <w:t xml:space="preserve">10.1214/aos/1176344136</w:t>
         </w:r>
       </w:hyperlink>
       <w:r>
         <w:t xml:space="preserve">.</w:t>
       </w:r>
     </w:p>
-    <w:bookmarkEnd w:id="49"/>
-    <w:bookmarkStart w:id="51" w:name="Xa584536cae7abc3c1159cccbd47cc37873a4d27"/>
+    <w:bookmarkEnd w:id="44"/>
+    <w:bookmarkStart w:id="46" w:name="Xa584536cae7abc3c1159cccbd47cc37873a4d27"/>
     <w:p>
       <w:pPr>
         <w:pStyle w:val="Bibliography"/>
       </w:pPr>
       <w:r>
-        <w:t xml:space="preserve">Wikipedia contributors. 2026d.</w:t>
-      </w:r>
-      <w:r>
-        <w:t xml:space="preserve"> </w:t>
-      </w:r>
-      <w:r>
-        <w:rPr>
-          <w:i/>
-          <w:iCs/>
-        </w:rPr>
-        <w:t xml:space="preserve">Bayesian Information Criterion —</w:t>
-      </w:r>
-      <w:r>
-        <w:rPr>
-          <w:i/>
-          <w:iCs/>
-        </w:rPr>
-        <w:t xml:space="preserve"> </w:t>
-      </w:r>
-      <w:r>
-        <w:rPr>
-          <w:i/>
-          <w:iCs/>
-        </w:rPr>
+        <w:t xml:space="preserve">[4]</w:t>
+      </w:r>
+      <w:r>
+        <w:t xml:space="preserve"> </w:t>
+      </w:r>
+      <w:r>
+        <w:t xml:space="preserve">	</w:t>
+      </w:r>
+      <w:r>
+        <w:t xml:space="preserve">Wikipedia contributors,</w:t>
+      </w:r>
+      <w:r>
+        <w:t xml:space="preserve"> </w:t>
+      </w:r>
+      <w:r>
+        <w:t xml:space="preserve">“Bayesian information criterion —</w:t>
+      </w:r>
+      <w:r>
+        <w:t xml:space="preserve"> </w:t>
+      </w:r>
+      <w:r>
         <w:t xml:space="preserve">Wikipedia</w:t>
       </w:r>
       <w:r>
-        <w:rPr>
-          <w:i/>
-          <w:iCs/>
-        </w:rPr>
         <w:t xml:space="preserve">,</w:t>
       </w:r>
       <w:r>
-        <w:rPr>
-          <w:i/>
-          <w:iCs/>
-        </w:rPr>
-        <w:t xml:space="preserve"> </w:t>
-      </w:r>
-      <w:r>
-        <w:rPr>
-          <w:i/>
-          <w:iCs/>
-        </w:rPr>
-        <w:t xml:space="preserve">the Free Encyclopedia</w:t>
-      </w:r>
-      <w:r>
-        <w:t xml:space="preserve">.</w:t>
-      </w:r>
-      <w:r>
-        <w:t xml:space="preserve"> </w:t>
-      </w:r>
-      <w:hyperlink r:id="rId50">
+        <w:t xml:space="preserve"> </w:t>
+      </w:r>
+      <w:r>
+        <w:t xml:space="preserve">the free encyclopedia.”</w:t>
+      </w:r>
+      <w:r>
+        <w:t xml:space="preserve"> </w:t>
+      </w:r>
+      <w:r>
+        <w:t xml:space="preserve">2026. Available:</w:t>
+      </w:r>
+      <w:r>
+        <w:t xml:space="preserve"> </w:t>
+      </w:r>
+      <w:hyperlink r:id="rId45">
         <w:r>
           <w:rPr>
             <w:rStyle w:val="Hyperlink"/>
@@ -14088,13 +13869,10 @@
           <w:t xml:space="preserve">https://en.wikipedia.org/wiki/Bayesian_information_criterion</w:t>
         </w:r>
       </w:hyperlink>
-      <w:r>
-        <w:t xml:space="preserve">.</w:t>
-      </w:r>
     </w:p>
-    <w:bookmarkEnd w:id="51"/>
-    <w:bookmarkEnd w:id="52"/>
-    <w:bookmarkEnd w:id="53"/>
+    <w:bookmarkEnd w:id="46"/>
+    <w:bookmarkEnd w:id="47"/>
+    <w:bookmarkEnd w:id="48"/>
     <w:sectPr>
       <w:footnotePr>
         <w:numRestart w:val="eachSect"/>
@@ -14205,114 +13983,8 @@
       </w:pPr>
     </w:lvl>
   </w:abstractNum>
-  <w:abstractNum w:abstractNumId="991">
-    <w:nsid w:val="0000A991"/>
-    <w:multiLevelType w:val="multilevel"/>
-    <w:lvl w:ilvl="0">
-      <w:numFmt w:val="bullet"/>
-      <w:lvlText w:val=""/>
-      <w:lvlJc w:val="left"/>
-      <w:pPr>
-        <w:ind w:left="720" w:hanging="360"/>
-      </w:pPr>
-      <w:rPr>
-        <w:rFonts w:ascii="Symbol" w:hAnsi="Symbol" w:cs="Symbol" w:hint="default"/>
-      </w:rPr>
-    </w:lvl>
-    <w:lvl w:ilvl="1">
-      <w:numFmt w:val="bullet"/>
-      <w:lvlText w:val="o"/>
-      <w:lvlJc w:val="left"/>
-      <w:pPr>
-        <w:ind w:left="1440" w:hanging="360"/>
-      </w:pPr>
-      <w:rPr>
-        <w:rFonts w:ascii="Courier New" w:hAnsi="Courier New" w:cs="Courier New" w:hint="default"/>
-      </w:rPr>
-    </w:lvl>
-    <w:lvl w:ilvl="2">
-      <w:numFmt w:val="bullet"/>
-      <w:lvlText w:val=""/>
-      <w:lvlJc w:val="left"/>
-      <w:pPr>
-        <w:ind w:left="2160" w:hanging="360"/>
-      </w:pPr>
-      <w:rPr>
-        <w:rFonts w:ascii="Wingdings" w:hAnsi="Wingdings" w:cs="Wingdings" w:hint="default"/>
-      </w:rPr>
-    </w:lvl>
-    <w:lvl w:ilvl="3">
-      <w:numFmt w:val="bullet"/>
-      <w:lvlText w:val=""/>
-      <w:lvlJc w:val="left"/>
-      <w:pPr>
-        <w:ind w:left="2880" w:hanging="360"/>
-      </w:pPr>
-      <w:rPr>
-        <w:rFonts w:ascii="Symbol" w:hAnsi="Symbol" w:cs="Symbol" w:hint="default"/>
-      </w:rPr>
-    </w:lvl>
-    <w:lvl w:ilvl="4">
-      <w:numFmt w:val="bullet"/>
-      <w:lvlText w:val="o"/>
-      <w:lvlJc w:val="left"/>
-      <w:pPr>
-        <w:ind w:left="3600" w:hanging="360"/>
-      </w:pPr>
-      <w:rPr>
-        <w:rFonts w:ascii="Courier New" w:hAnsi="Courier New" w:cs="Courier New" w:hint="default"/>
-      </w:rPr>
-    </w:lvl>
-    <w:lvl w:ilvl="5">
-      <w:numFmt w:val="bullet"/>
-      <w:lvlText w:val=""/>
-      <w:lvlJc w:val="left"/>
-      <w:pPr>
-        <w:ind w:left="4320" w:hanging="360"/>
-      </w:pPr>
-      <w:rPr>
-        <w:rFonts w:ascii="Wingdings" w:hAnsi="Wingdings" w:cs="Wingdings" w:hint="default"/>
-      </w:rPr>
-    </w:lvl>
-    <w:lvl w:ilvl="6">
-      <w:numFmt w:val="bullet"/>
-      <w:lvlText w:val=""/>
-      <w:lvlJc w:val="left"/>
-      <w:pPr>
-        <w:ind w:left="5040" w:hanging="360"/>
-      </w:pPr>
-      <w:rPr>
-        <w:rFonts w:ascii="Symbol" w:hAnsi="Symbol" w:cs="Symbol" w:hint="default"/>
-      </w:rPr>
-    </w:lvl>
-    <w:lvl w:ilvl="7">
-      <w:numFmt w:val="bullet"/>
-      <w:lvlText w:val="o"/>
-      <w:lvlJc w:val="left"/>
-      <w:pPr>
-        <w:ind w:left="5760" w:hanging="360"/>
-      </w:pPr>
-      <w:rPr>
-        <w:rFonts w:ascii="Courier New" w:hAnsi="Courier New" w:cs="Courier New" w:hint="default"/>
-      </w:rPr>
-    </w:lvl>
-    <w:lvl w:ilvl="8">
-      <w:numFmt w:val="bullet"/>
-      <w:lvlText w:val=""/>
-      <w:lvlJc w:val="left"/>
-      <w:pPr>
-        <w:ind w:left="6480" w:hanging="360"/>
-      </w:pPr>
-      <w:rPr>
-        <w:rFonts w:ascii="Wingdings" w:hAnsi="Wingdings" w:cs="Wingdings" w:hint="default"/>
-      </w:rPr>
-    </w:lvl>
-  </w:abstractNum>
   <w:num w:numId="1000">
     <w:abstractNumId w:val="990"/>
-  </w:num>
-  <w:num w:numId="1001">
-    <w:abstractNumId w:val="991"/>
   </w:num>
 </w:numbering>
 </file>
